--- a/documentation/Sales_Analytics_Pipeline_Solution_Design.docx
+++ b/documentation/Sales_Analytics_Pipeline_Solution_Design.docx
@@ -371,23 +371,23 @@
         <w:spacing w:after="120" w:before="240"/>
       </w:pPr>
       <w:r>
-        <w:t xml:space="preserve">4.1 Extraction Layer — EventBridge Scheduler + Lambda (psycopg2) + SSM Parameter Store</w:t>
-      </w:r>
-    </w:p>
-    <w:p>
-      <w:pPr>
-        <w:spacing w:after="160"/>
-      </w:pPr>
-      <w:r>
-        <w:t xml:space="preserve">Source data updates once daily by 07:30 AM EST, and per-run volume is modest — lead_activites_raw averages roughly 6,000–7,000 new rows/day, with the other two tables smaller still. A single Lambda invocation querying Postgres directly via psycopg2 completes well within Lambda's 15-minute ceiling, making persistent compute unnecessary for a once-daily batch pull. Incremental state is tracked via a per-table SSM Parameter Store checkpoint holding the last successfully-extracted insert_date; this is deliberately separate from Snowflake-side stage/load tracking (Section 4.2), since these represent two distinct boundaries — extraction state from a live database cannot be derived from S3 file listings the way stage-to-Bronze load state can.</w:t>
-      </w:r>
-    </w:p>
-    <w:p>
-      <w:pPr>
-        <w:spacing w:after="160"/>
-      </w:pPr>
-      <w:r>
-        <w:t xml:space="preserve">Extraction output is batched per run into a single newline-delimited JSON file per table, landing in S3 raw/ as an untouched mirror of the source — no repair or transformation applied at this stage. The single-quote JSON malformation is not universal across tables (confirmed via direct inspection), so repair logic is deferred to Silver, where table-aware transform logic already needs to exist regardless.</w:t>
+        <w:t xml:space="preserve">4.1 Extraction Layer — EventBridge Scheduler + Lambda (pg8000) + SSM Parameter Store</w:t>
+      </w:r>
+    </w:p>
+    <w:p>
+      <w:pPr>
+        <w:spacing w:after="160"/>
+      </w:pPr>
+      <w:r>
+        <w:t xml:space="preserve">Source data updates once daily by 07:30 AM EST, and steady-state per-run volume is modest — lead_activites_raw's true incremental volume (confirmed post-implementation) runs roughly 2,900–3,000 new rows/day, with close_crm_users_raw larger at up to ~17,000 rows on a first-run backfill and custom_activites_raw smaller still. A single Lambda invocation querying Postgres directly completes well within Lambda's 15-minute ceiling for steady-state runs, making persistent compute unnecessary for a once-daily batch pull. The extraction uses pg8000 rather than psycopg2: pg8000 is a pure-Python Postgres driver with no compiled C extension, avoiding the need for a Lambda Layer built specifically for the Linux runtime — a real deployment friction point when developing from Windows. Incremental state is tracked via a per-table SSM Parameter Store checkpoint holding the last successfully-extracted insert_date; this is deliberately separate from Snowflake-side stage/load tracking (Section 4.2), since these represent two distinct boundaries — extraction state from a live database cannot be derived from S3 file listings the way stage-to-Bronze load state can.</w:t>
+      </w:r>
+    </w:p>
+    <w:p>
+      <w:pPr>
+        <w:spacing w:after="160"/>
+      </w:pPr>
+      <w:r>
+        <w:t xml:space="preserve">Extraction output is batched by accumulated byte size (~4MB per file) rather than by row count, and each batch is written to its own S3 file as newline-delimited JSON — raw/ remains an untouched mirror of the source, with no repair or transformation applied at this stage. Byte-size batching was adopted after a row-count-based approach (a fixed 5,000 rows/batch) was implemented first and failed in practice: it still produced a Lambda Runtime.OutOfMemory error during the first-run historical backfill, even at 1024MB, because individual row sizes for these tables vary enough that row count alone is not a reliable proxy for memory usage. Byte-size batching resolved this: peak observed memory usage was 221MB when extracting 17,174 rows from close_crm_users_raw, the largest table by volume encountered. Lambda memory was subsequently right-sized from an initial 3008MB safety-margin allocation down to 512MB based on this empirical result — documented here as a concrete instance of validating architecture decisions against real data rather than provisioning by assumption. The single-quote JSON malformation is not universal across tables (confirmed via direct inspection), so repair logic is deferred to Silver, where table-aware transform logic already needs to exist regardless.</w:t>
       </w:r>
     </w:p>
     <w:p>
@@ -1836,7 +1836,7 @@
         <w:spacing w:after="160"/>
       </w:pPr>
       <w:r>
-        <w:t xml:space="preserve">The requirements doc's Section 2 connection table states schema "raw," but direct inspection found two schemas with overlapping table names and materially different row counts. sales_raw uniquely contains fathom_recordings_raw, matching "Fathom Call" — a custom activity type explicitly named in Section 2.2 of the requirements doc and absent from the raw schema entirely. This design proceeds on sales_raw as the correct schema. Status: working assumption, strong supporting evidence, not yet SME-confirmed.</w:t>
+        <w:t xml:space="preserve">The requirements doc's Section 2 connection table states schema "raw," but direct inspection found two schemas with overlapping table names and materially different row counts. sales_raw uniquely contains fathom_recordings_raw, matching "Fathom Call" — a custom activity type explicitly named in Section 2.2 of the requirements doc and absent from the raw schema entirely. This design proceeds on sales_raw as the correct schema. The extraction Lambda has since run successfully against sales_raw, producing sensible incremental row counts across all three tables (2,959 / negligible / 17,174 rows respectively on first run) with no structural surprises — additional practical evidence, though not a substitute for explicit SME confirmation. Status: working assumption, strong supporting evidence including successful implementation, not yet SME-confirmed.</w:t>
       </w:r>
     </w:p>
     <w:p>

--- a/documentation/Sales_Analytics_Pipeline_Solution_Design.docx
+++ b/documentation/Sales_Analytics_Pipeline_Solution_Design.docx
@@ -450,6 +450,14 @@
     </w:p>
     <w:p>
       <w:pPr>
+        <w:spacing w:after="160"/>
+      </w:pPr>
+      <w:r>
+        <w:t xml:space="preserve">Implementation status: deployed and running. Two findings emerged only once real deployment was attempted, both now reflected in the deployed code. First, snow sql -f splits files into separate statements on semicolons, which breaks a Task body written as a raw multi-statement BEGIN...END block — confirmed via an actual failed deploy (syntax error, unexpected end of file). The fix moves each Task's logic into a stored procedure with its body wrapped in $$...$$ dollar-quoting (the same protection the repair UDF's Python body already relied on), with the Task itself reduced to a single CALL statement. Second, the repair UDF originally assumed its input was always a non-null string; real data contains some rows where PAYLOAD:JSON_OBJECT is NULL (not universal per row), and the resulting Python exception aborted the entire calling SQL statement rather than just that row — defeating the quarantine design in Section 6.3 until the UDF was corrected to return NULL on NULL input, matching TRY_PARSE_JSON's existing NULL-handling.</w:t>
+      </w:r>
+    </w:p>
+    <w:p>
+      <w:pPr>
         <w:pStyle w:val="Heading2"/>
         <w:spacing w:after="120" w:before="240"/>
       </w:pPr>
@@ -479,6 +487,14 @@
       </w:pPr>
       <w:r>
         <w:t xml:space="preserve">dim_users includes an IS_INTERNAL flag, derived from a working assumption that email addresses on the dataengineeracademy.com domain (and close typo variants observed in the data) represent internal/test accounts rather than genuine setter/closer activity — see Open Item #5. The flag is kept queryable on the dimension rather than used to silently drop rows, so this assumption can be reversed later without a Silver-layer rebuild.</w:t>
+      </w:r>
+    </w:p>
+    <w:p>
+      <w:pPr>
+        <w:spacing w:after="160"/>
+      </w:pPr>
+      <w:r>
+        <w:t xml:space="preserve">Implementation status: all five KPI views (inbound/outbound strategies booked, all strategies details, sales details, outbound prospect dials) deployed as documented, using field names confirmed from direct inspection of real source data. These represent a first-pass mapping of Section 3's business hierarchy to queryable SQL, not yet validated against Avirup's reference report snapshot — see Section 10, Next Steps. One deployment-sequencing finding worth noting for anyone rebuilding this environment: fact_lead_funnel references CUSTOM_ACTIVITY_FIELDS, a table that only gets created when SP_SILVER_PROCESS actually executes, not when it is merely deployed. Deploying updated code redefines what a stored procedure will do the next time it runs; it does not run it. On a fresh account, SP_BRONZE_LOAD and SP_SILVER_PROCESS must be called manually at least once before the Gold layer can deploy successfully.</w:t>
       </w:r>
     </w:p>
     <w:p>

--- a/documentation/Sales_Analytics_Pipeline_Solution_Design.docx
+++ b/documentation/Sales_Analytics_Pipeline_Solution_Design.docx
@@ -503,15 +503,15 @@
         <w:spacing w:after="120" w:before="240"/>
       </w:pPr>
       <w:r>
-        <w:t xml:space="preserve">4.5 Export Layer — COPY INTO Flat Files</w:t>
-      </w:r>
-    </w:p>
-    <w:p>
-      <w:pPr>
-        <w:spacing w:after="160"/>
-      </w:pPr>
-      <w:r>
-        <w:t xml:space="preserve">Each of the four Gold KPI views is unloaded via COPY INTO to the exact stage paths named in the Snowflake PDF's Export Layer (e.g. dea_setter_report/inbound/, dea_closer_report/objections_faced/), run on the same daily schedule as the rest of the pipeline. This satisfies "exclusively within Snowflake" regardless of how the open reporting-tool question (Open Item #6) resolves: if flat files are the actual deliverable, this layer is complete as designed; if a dashboard is later confirmed required, Snowsight or an external tool can read directly off the same Gold views these exports are built from, with no rework to this layer.</w:t>
+        <w:t xml:space="preserve">4.5 Export Layer — RESOLVED: Not Required</w:t>
+      </w:r>
+    </w:p>
+    <w:p>
+      <w:pPr>
+        <w:spacing w:after="160"/>
+      </w:pPr>
+      <w:r>
+        <w:t xml:space="preserve">Originally designed as COPY INTO flat-file unloads to the exact stage paths named in the Snowflake PDF (e.g. dea_setter_report/inbound/), built as a hedge against how the reporting-tool question would resolve. The SME has since resolved this directly: “So for the tools you may use outside snowflake you might want to use these output paths to dump data daily and use it. If within snowflake then I think you can use the tables and query directly.” Since Streamlit in Snowflake (Section 5) is the confirmed reporting tool and reads Gold views directly, the Export Layer is not required for this project. The COPY INTO SQL remains available and untouched in the repository if a future external tool ever needs it, but is not part of the active daily pipeline.</w:t>
       </w:r>
     </w:p>
     <w:p>
@@ -528,7 +528,7 @@
         <w:spacing w:after="160"/>
       </w:pPr>
       <w:r>
-        <w:t xml:space="preserve">SME review of the initial architecture diagram confirmed the pipeline logic as correct, and separately flagged that no reporting/visualization tool was specified, with explicit direction to propose one. Two viable options are presented below; both have been evaluated against actual account access rather than assumed.</w:t>
+        <w:t xml:space="preserve">SME review of the initial architecture diagram confirmed the pipeline logic as correct, and separately flagged that no reporting/visualization tool was specified, with explicit direction to propose one. Two viable options were presented; Option A has since been built and confirmed as the SME-approved direction (see 4.5 above).</w:t>
       </w:r>
     </w:p>
     <w:p>
@@ -537,7 +537,7 @@
         <w:spacing w:after="120" w:before="240"/>
       </w:pPr>
       <w:r>
-        <w:t xml:space="preserve">5.1 Option A (Recommended) — Streamlit in Snowflake</w:t>
+        <w:t xml:space="preserve">5.1 Streamlit in Snowflake (CONFIRMED, IMPLEMENTED)</w:t>
       </w:r>
     </w:p>
     <w:p>
@@ -553,7 +553,15 @@
         <w:spacing w:after="160"/>
       </w:pPr>
       <w:r>
-        <w:t xml:space="preserve">This option satisfies the “exclusively within Snowflake” requirement without relying on the same scope interpretation Option B requires (see 5.2), since no component of the reporting layer sits outside the Snowflake account. Cost is limited to standard warehouse compute already budgeted for Gold-layer queries — no incremental licensing cost.</w:t>
+        <w:t xml:space="preserve">This option satisfies the “exclusively within Snowflake” requirement outright, confirmed by the SME's own Export Layer resolution above — no component of the reporting layer sits outside the Snowflake account. Cost is limited to standard warehouse compute already budgeted for Gold-layer queries — no incremental licensing cost. Deployed via GitHub Actions (snow streamlit deploy) alongside the rest of the Snowflake layer, with all four reports (Inbound Setter, Outbound Setter, Closer, Objections Faced) rendering as interactive tables, summary metrics, and trend charts.</w:t>
+      </w:r>
+    </w:p>
+    <w:p>
+      <w:pPr>
+        <w:spacing w:after="160"/>
+      </w:pPr>
+      <w:r>
+        <w:t xml:space="preserve">One implementation-level bug found and fixed post-deploy, worth documenting since it affects trust in displayed numbers rather than underlying data correctness: initial summary metrics computed an unweighted mean of already-aggregated daily percentage columns (e.g. averaging each day's Show Rate), which distorts toward small-volume days — confirmed directly, where this approach showed 98.7% against a correctly pooled rate of 87.8% on the same data. Fixed by computing pooled rates from summed numerators and denominators (e.g. SUM(taken)/SUM(booked)) rather than averaging pre-computed percentages, applied consistently across all rate-based metrics and trend charts in the app.</w:t>
       </w:r>
     </w:p>
     <w:p>
@@ -562,40 +570,15 @@
         <w:spacing w:after="120" w:before="240"/>
       </w:pPr>
       <w:r>
-        <w:t xml:space="preserve">5.2 Option B — Tableau Desktop</w:t>
-      </w:r>
-    </w:p>
-    <w:p>
-      <w:pPr>
-        <w:spacing w:after="160"/>
-      </w:pPr>
-      <w:r>
-        <w:t xml:space="preserve">Confirmed viable on the Snowflake account this project will build in: a live connection to kttaypt-bt25293.snowflakecomputing.com under the ACCOUNTADMIN role and DBT_RHK schema has already been established from Tableau Desktop in prior work. This confirms a full Creator-tier license is in use, not the connector-restricted Tableau Desktop Public Edition (which cannot connect to commercial databases such as Snowflake at all).</w:t>
-      </w:r>
-    </w:p>
-    <w:p>
-      <w:pPr>
-        <w:spacing w:after="160"/>
-      </w:pPr>
-      <w:r>
-        <w:t xml:space="preserve">Tableau connects live to Snowflake via its native connector; dashboards are built and viewed locally rather than hosted within Snowflake. Under the same scope reading already established on the Healthcare Metrics capstone — the Snowflake-only constraint applies to the pipeline/transformation layer, not necessarily the visualization layer — this remains a defensible choice, though it introduces a dependency outside Snowflake that Option A does not have, and any future sharing beyond local viewing would require Tableau Server/Cloud, which does carry licensing cost not reflected in the current setup.</w:t>
-      </w:r>
-    </w:p>
-    <w:p>
-      <w:pPr>
-        <w:pStyle w:val="Heading2"/>
-        <w:spacing w:after="120" w:before="240"/>
-      </w:pPr>
-      <w:r>
-        <w:t xml:space="preserve">5.3 Recommendation</w:t>
-      </w:r>
-    </w:p>
-    <w:p>
-      <w:pPr>
-        <w:spacing w:after="160"/>
-      </w:pPr>
-      <w:r>
-        <w:t xml:space="preserve">Option A is proposed as the primary recommendation: zero incremental cost, no infrastructure outside Snowflake, and no dependency on a specific machine or local license. Option B is offered as a proven, already-connected alternative if the SME prefers a traditional BI tool or if a use case emerges (e.g. more advanced visualization types) that benefits from Tableau's broader charting capabilities.</w:t>
+        <w:t xml:space="preserve">5.2 Tableau Desktop (superseded, not built)</w:t>
+      </w:r>
+    </w:p>
+    <w:p>
+      <w:pPr>
+        <w:spacing w:after="160"/>
+      </w:pPr>
+      <w:r>
+        <w:t xml:space="preserve">Confirmed viable on the Snowflake account this project uses — a live connection under the ACCOUNTADMIN role had already been established from Tableau Desktop in prior work, confirming a full Creator-tier license rather than the connector-restricted Public Edition. Not pursued further once Streamlit was confirmed as the SME-approved direction; retained here as a documented alternative in case Streamlit in Snowflake becomes unavailable or unsuitable in the future.</w:t>
       </w:r>
     </w:p>
     <w:p>
@@ -1929,15 +1912,15 @@
         <w:spacing w:after="100" w:before="180"/>
       </w:pPr>
       <w:r>
-        <w:t xml:space="preserve">Item #6 — Reporting / visualization tool (ADDRESSED — see Section 5)</w:t>
-      </w:r>
-    </w:p>
-    <w:p>
-      <w:pPr>
-        <w:spacing w:after="160"/>
-      </w:pPr>
-      <w:r>
-        <w:t xml:space="preserve">No tool was named anywhere across the requirements doc, video transcript, or Snowflake PDF. SME review confirmed this was intentionally left for this design to propose. Two options are presented in Section 5: Streamlit in Snowflake (recommended) and Tableau Desktop (confirmed viable, already connected to this project's Snowflake account). Status: proposal made, pending SME selection between the two options.</w:t>
+        <w:t xml:space="preserve">Item #6 — Reporting / visualization tool (RESOLVED)</w:t>
+      </w:r>
+    </w:p>
+    <w:p>
+      <w:pPr>
+        <w:spacing w:after="160"/>
+      </w:pPr>
+      <w:r>
+        <w:t xml:space="preserve">No tool was named anywhere across the requirements doc, video transcript, or Snowflake PDF. SME review confirmed this was intentionally left for this design to propose. Two options were presented in Section 5. The SME's subsequent Export Layer answer — “if within snowflake then I think you can use the tables and query directly” — confirms Streamlit in Snowflake (Option A) as the correct direction, since it reads Gold views directly with no export step required. Implemented and deployed; see Section 5.1 and Section 12.</w:t>
       </w:r>
     </w:p>
     <w:p>
@@ -1963,7 +1946,160 @@
         <w:spacing w:after="150" w:before="300"/>
       </w:pPr>
       <w:r>
-        <w:t xml:space="preserve">12. Next Steps</w:t>
+        <w:t xml:space="preserve">12. Production Validation &amp; Data Quality Findings</w:t>
+      </w:r>
+    </w:p>
+    <w:p>
+      <w:pPr>
+        <w:spacing w:after="160"/>
+      </w:pPr>
+      <w:r>
+        <w:t xml:space="preserve">Once real, full-volume data began flowing through the deployed pipeline, six distinct issues surfaced that had not been visible during initial development against smaller or partial data. Each is documented here as evidence of active validation against production data, per this project's established practice of treating pipeline execution success and output correctness as separate questions — all six were caught precisely because row counts, join results, and displayed metrics were checked against expected values rather than assumed correct once code ran without error.</w:t>
+      </w:r>
+    </w:p>
+    <w:p>
+      <w:pPr>
+        <w:pStyle w:val="Heading3"/>
+        <w:spacing w:after="100" w:before="180"/>
+      </w:pPr>
+      <w:r>
+        <w:t xml:space="preserve">Finding #1 — Bronze payload/insert_date structural mismatch</w:t>
+      </w:r>
+    </w:p>
+    <w:p>
+      <w:pPr>
+        <w:spacing w:after="160"/>
+      </w:pPr>
+      <w:r>
+        <w:t xml:space="preserve">The extraction Lambda wrote each row's raw_data content directly to S3 with no wrapper, while Bronze's COPY INTO statements expected a {payload, insert_date} wrapper shape. This meant $1:payload resolved to NULL for every row in every table — COPY INTO does not reject NULL results, so row counts looked normal while content was silently empty. Confirmed via PARSE_FAILURES landing exactly 100% of the two malformed-string tables' row counts, and LEAD_ACTIVITIES_PROCESSED sitting at 0 rows despite thousands of real Bronze rows. Fixed by wrapping the Lambda's output to match the contract Bronze had always expected.</w:t>
+      </w:r>
+    </w:p>
+    <w:p>
+      <w:pPr>
+        <w:pStyle w:val="Heading3"/>
+        <w:spacing w:after="100" w:before="180"/>
+      </w:pPr>
+      <w:r>
+        <w:t xml:space="preserve">Finding #2 — Stale pre-fix files reloaded via FORCE=TRUE</w:t>
+      </w:r>
+    </w:p>
+    <w:p>
+      <w:pPr>
+        <w:spacing w:after="160"/>
+      </w:pPr>
+      <w:r>
+        <w:t xml:space="preserve">Remediating Finding #1 required force-reloading already-staged files, which inadvertently reloaded older, pre-fix files still sitting in earlier S3 date partitions alongside the corrected ones, roughly doubling row counts. Resolved by deleting the pre-fix S3 partitions before repeating the truncate-and-reload, leaving only correctly-wrapped files in the stage path.</w:t>
+      </w:r>
+    </w:p>
+    <w:p>
+      <w:pPr>
+        <w:pStyle w:val="Heading3"/>
+        <w:spacing w:after="100" w:before="180"/>
+      </w:pPr>
+      <w:r>
+        <w:t xml:space="preserve">Finding #3 — CUSTOM_ACTIVITY_FIELDS never deduplicated</w:t>
+      </w:r>
+    </w:p>
+    <w:p>
+      <w:pPr>
+        <w:spacing w:after="160"/>
+      </w:pPr>
+      <w:r>
+        <w:t xml:space="preserve">This Silver table rebuilt from the full custom activity catalog on every run with no deduplication logic, unlike every other Silver table. At meaningful data volume this produced roughly 52x row inflation (7,025 rows for 134 distinct fields) as the same catalog repeated across daily snapshots. Fixed by deduplicating on the (field_id, activity_type_id) pair — not field_id alone, since some fields are legitimately shared across multiple activity types (e.g. "Closer" appears on both Strategy Call and its Follow Up) and collapsing to one row per field_id would have silently erased that association.</w:t>
+      </w:r>
+    </w:p>
+    <w:p>
+      <w:pPr>
+        <w:pStyle w:val="Heading3"/>
+        <w:spacing w:after="100" w:before="180"/>
+      </w:pPr>
+      <w:r>
+        <w:t xml:space="preserve">Finding #4 — FACT_LEAD_FUNNEL's foundational key-structure assumption</w:t>
+      </w:r>
+    </w:p>
+    <w:p>
+      <w:pPr>
+        <w:spacing w:after="160"/>
+      </w:pPr>
+      <w:r>
+        <w:t xml:space="preserve">The view assumed custom.cf_XXXX fields were nested under a "custom" object key. Direct inspection of real activity records showed these are flat top-level keys with a literal period in the key name (e.g. "custom.cf_3JFRKeLp...") — there is no nested "custom" object anywhere in the data. This matches the requirements doc's own Phase 3 language ("extracting keys containing %custom.%", a LIKE-style wildcard describing a flat prefix) which was correct all along and simply not followed in the original implementation. This single structural error meant the view had returned zero rows since its original design, regardless of how much valid data existed upstream. Also newly enforced: filtering to _type = 'CustomActivity' only, confirmed necessary after finding the other six activity types (SMS, Call, Email, Note, Meeting, Created, LeadMerge — 91% of all lead activities) carry no custom.* keys at all.</w:t>
+      </w:r>
+    </w:p>
+    <w:p>
+      <w:pPr>
+        <w:pStyle w:val="Heading3"/>
+        <w:spacing w:after="100" w:before="180"/>
+      </w:pPr>
+      <w:r>
+        <w:t xml:space="preserve">Finding #5 — LEAD_ACTIVITIES_PROCESSED's MERGE key was NULL for every row</w:t>
+      </w:r>
+    </w:p>
+    <w:p>
+      <w:pPr>
+        <w:spacing w:after="160"/>
+      </w:pPr>
+      <w:r>
+        <w:t xml:space="preserve">The most consequential finding: the MERGE logic extracted activity_record:activity_id, but real activity records have no such key — the actual field is simply "id". Since NULL never equals NULL in SQL, the MERGE's match condition (tgt.activity_id = src.activity_id) had never matched a single row since this pipeline first went live. Every daily Postgres snapshot re-inserted the same recurring activities as brand-new rows instead of updating existing ones, silently defeating the deduplication Section 4.1 of the requirements doc calls for. Confirmed and fixed; after truncating and rebuilding, total row count and distinct activity_id count landed on the identical figure (70,918), confirming deduplication is now genuinely functioning for the first time.</w:t>
+      </w:r>
+    </w:p>
+    <w:p>
+      <w:pPr>
+        <w:pStyle w:val="Heading3"/>
+        <w:spacing w:after="100" w:before="180"/>
+      </w:pPr>
+      <w:r>
+        <w:t xml:space="preserve">Finding #6 — Streamlit dashboard's naive average-of-percentages metric</w:t>
+      </w:r>
+    </w:p>
+    <w:p>
+      <w:pPr>
+        <w:spacing w:after="160"/>
+      </w:pPr>
+      <w:r>
+        <w:t xml:space="preserve">Not a data or SQL bug — a presentation-layer one. Summary metrics computed an unweighted mean of already-aggregated daily percentage columns, which distorts toward small-volume days. Confirmed directly: this approach displayed a 98.7% show rate against a correctly pooled rate of 87.8% on identical underlying data. Fixed by computing pooled rates from summed numerators and denominators rather than averaging pre-computed percentages.</w:t>
+      </w:r>
+    </w:p>
+    <w:p>
+      <w:pPr>
+        <w:pStyle w:val="Heading3"/>
+        <w:spacing w:after="100" w:before="180"/>
+      </w:pPr>
+      <w:r>
+        <w:t xml:space="preserve">Additional resolved item — IS_INTERNAL filter</w:t>
+      </w:r>
+    </w:p>
+    <w:p>
+      <w:pPr>
+        <w:spacing w:after="160"/>
+      </w:pPr>
+      <w:r>
+        <w:t xml:space="preserve">Direct investigation found every Setter/Closer in the current dataset resolves to a dataengineeracademy.com account — filtering WHERE NOT IS_INTERNAL (Open Item #5's original design) zeroed out every report entirely. The filter was temporarily removed from all Gold KPI/report views pending SME clarification on whether DEA staff activity is meant to BE the simulated sales team for this dataset. The IS_INTERNAL flag itself remains intact on DIM_USERS, so the filter can be reinstated in any specific view without a rebuild once clarified.</w:t>
+      </w:r>
+    </w:p>
+    <w:p>
+      <w:pPr>
+        <w:pStyle w:val="Heading3"/>
+        <w:spacing w:after="100" w:before="180"/>
+      </w:pPr>
+      <w:r>
+        <w:t xml:space="preserve">7-Day Production Simulation (Section 5 requirement) — CONFIRMED COMPLETE</w:t>
+      </w:r>
+    </w:p>
+    <w:p>
+      <w:pPr>
+        <w:spacing w:after="160"/>
+      </w:pPr>
+      <w:r>
+        <w:t xml:space="preserve">Verified directly via Snowflake's TASK_HISTORY, not inferred from elapsed calendar time: all three pipeline Tasks (BRONZE_LOAD_TASK, BRONZE_RECONCILIATION_TASK, SILVER_PROCESS_TASK) show SUCCEEDED status across 7 consecutive calendar days, executing in correct dependency order each day with no failures, gaps, or task suspensions.</w:t>
+      </w:r>
+    </w:p>
+    <w:p>
+      <w:pPr>
+        <w:pStyle w:val="Heading1"/>
+        <w:spacing w:after="150" w:before="300"/>
+      </w:pPr>
+      <w:r>
+        <w:t xml:space="preserve">13. Next Steps</w:t>
       </w:r>
     </w:p>
     <w:p>
@@ -1976,7 +2112,7 @@
         <w:spacing w:after="80"/>
       </w:pPr>
       <w:r>
-        <w:t xml:space="preserve">Submit this document and the accompanying draw.io diagram to the SME for the Section 5 required end-to-end architecture review, with particular focus on Items #4 and #6, which cannot be resolved through further data investigation.</w:t>
+        <w:t xml:space="preserve">Send Avirup a specific validation date (identified via querying for the highest-volume day with sufficient runway for funnel completion) to receive the reference report snapshot for result verification, per Section 6 of the requirements doc.</w:t>
       </w:r>
     </w:p>
     <w:p>
@@ -1989,7 +2125,7 @@
         <w:spacing w:after="80"/>
       </w:pPr>
       <w:r>
-        <w:t xml:space="preserve">Provide a target validation date once Gold-layer views are built and producing output, to receive Avirup's reference report snapshot for result verification (per Section 6 of the requirements doc).</w:t>
+        <w:t xml:space="preserve">Compare Gold-layer KPI output against the reference snapshot once received; investigate and resolve any discrepancies in funnel-stage classification logic, which remains first-pass and unvalidated against ground truth independent of the six findings in Section 12 (all of which were pipeline/structural bugs, not business-logic validation).</w:t>
       </w:r>
     </w:p>
     <w:p>
@@ -2002,7 +2138,7 @@
         <w:spacing w:after="80"/>
       </w:pPr>
       <w:r>
-        <w:t xml:space="preserve">Upon SME sign-off, proceed to Phase 3 (Development &amp; Deployment): build the extraction Lambda, Bronze stage/COPY INTO objects, Silver repair UDF and MERGE logic, and Gold views.</w:t>
+        <w:t xml:space="preserve">Revisit Items #1, #2, #3, and #5 (working assumptions) if SME feedback contradicts the evidence-based reasoning documented above; each is designed to be reversible without a full rebuild.</w:t>
       </w:r>
     </w:p>
     <w:p>
@@ -2015,20 +2151,7 @@
         <w:spacing w:after="80"/>
       </w:pPr>
       <w:r>
-        <w:t xml:space="preserve">Validate Gold-layer KPI output against Avirup's reference snapshot before beginning the required 7-consecutive-day production simulation run.</w:t>
-      </w:r>
-    </w:p>
-    <w:p>
-      <w:pPr>
-        <w:pStyle w:val="ListParagraph"/>
-        <w:numPr>
-          <w:ilvl w:val="0"/>
-          <w:numId w:val="1"/>
-        </w:numPr>
-        <w:spacing w:after="80"/>
-      </w:pPr>
-      <w:r>
-        <w:t xml:space="preserve">Revisit Items #1, #2, #3, and #5 (working assumptions) if SME feedback contradicts the evidence-based reasoning documented above; each is designed to be reversible without a full rebuild.</w:t>
+        <w:t xml:space="preserve">Confirm with the SME whether DEA-staff (dataengineeracademy.com) activity should be included or excluded from setter/closer attribution (see Additional Resolved Item, Section 12), to determine whether the IS_INTERNAL filter should be reinstated.</w:t>
       </w:r>
     </w:p>
     <w:sectPr>
